--- a/automation/outputs/chatgpt_pipeline/assignment_1/essays/docs/claude_grade_essay.docx
+++ b/automation/outputs/chatgpt_pipeline/assignment_1/essays/docs/claude_grade_essay.docx
@@ -4,97 +4,43 @@
   <w:body>
     <w:p>
       <w:r>
-        <w:t>Critical Thinking Rubric Evaluation</w:t>
+        <w:t>Critical Thinking Rubric Grading</w:t>
         <w:br/>
-        <w:t>Overall Grade: Benchmark (1) - Failing</w:t>
+        <w:t>Overall Score Calculation: Scores are assigned per category based on the rubric criteria. Total score is an average of category scores (out of 4). This essay meets minimum benchmark in most areas but lacks depth, analysis, and critical engagement, resulting in low scores. Average Score: 1.3/4 (Benchmark level overall). No zeros assigned, as it meets basic benchmark thresholds.</w:t>
         <w:br/>
-        <w:t>Recommendation: 0-1 out of 4 (This work does not meet minimum standards for critical thinking at the college level)</w:t>
+        <w:t>1. Explanation of Issues: Benchmark (1)</w:t>
         <w:br/>
         <w:br/>
-        <w:t>Criterion-by-Criterion Assessment:</w:t>
-        <w:br/>
-        <w:t>1. Explanation of Issues: Benchmark (1) - 1/4</w:t>
-        <w:br/>
-        <w:t>The issue (how learning theories apply to cats' behavior) is stated but lacks any meaningful description or clarification. There is no exploration of why this matters, what questions it raises, or what complexities exist. The essay is merely an assertion without developing the problem space.</w:t>
-        <w:br/>
-        <w:t>2. Evidence: Below Benchmark (0) - 0/4</w:t>
+        <w:t>Issue (cats' anticipation of food via learning theories) is stated without clarification or description. Key terms (e.g., neutral stimulus, conditioned response) are named but not defined, explored, or contextualized, leaving significant gaps for full understanding.</w:t>
         <w:br/>
         <w:br/>
-        <w:t>Sources are listed but not actually used in the analysis</w:t>
-        <w:br/>
-        <w:t>No quotes, paraphrasing, or specific references to the cited works</w:t>
-        <w:br/>
-        <w:t>No interpretation or evaluation of expert viewpoints</w:t>
-        <w:br/>
-        <w:t>The references appear decorative rather than integrated</w:t>
-        <w:br/>
-        <w:t>Viewpoints are stated as fact without any critical engagement</w:t>
+        <w:t>2. Evidence (Selecting and using information to investigate a point of view or conclusion): Benchmark (1)</w:t>
         <w:br/>
         <w:br/>
-        <w:t>3. Influence of Context and Assumptions: Below Benchmark (0) - 0/4</w:t>
+        <w:t>References are listed but information is taken from source(s) without any interpretation/evaluation. No quotes, examples, or synthesis from sources; expert viewpoints (e.g., Domjan, Bandura) are invoked implicitly as fact without questioning.</w:t>
         <w:br/>
         <w:br/>
-        <w:t>No identification of assumptions (e.g., that cats' behavior is learned rather than instinctual)</w:t>
-        <w:br/>
-        <w:t>No consideration of context (individual cat differences, prior experiences, alternative explanations)</w:t>
-        <w:br/>
-        <w:t>No awareness of the author's own assumptions or others' assumptions</w:t>
-        <w:br/>
-        <w:t>No questioning of whether these theories fully explain the behavior</w:t>
+        <w:t>3. Influence of Context and Assumptions: Benchmark (1)</w:t>
         <w:br/>
         <w:br/>
-        <w:t>4. Student's Position: Benchmark (1) - 1/4</w:t>
-        <w:br/>
-        <w:t>The position is stated but is simplistic and obvious. It merely applies textbook definitions to a straightforward example without:</w:t>
-        <w:br/>
-        <w:t>- Acknowledging complexities (nature vs. nurture, overlapping mechanisms)</w:t>
-        <w:br/>
-        <w:t>- Recognizing limits of the position</w:t>
-        <w:br/>
-        <w:t>- Considering alternative viewpoints or competing theories</w:t>
-        <w:br/>
-        <w:t>- Demonstrating imaginative or nuanced thinking</w:t>
-        <w:br/>
-        <w:t>5. Conclusions and Related Outcomes: Below Benchmark (0) - 0/4</w:t>
+        <w:t>Shows emerging awareness of present assumptions (e.g., cats "amplify behaviors" assumes observational learning applies directly) but does not label or analyze them. Begins to identify some contexts (e.g., multi-cat household) when presenting position, but no systematic evaluation.</w:t>
         <w:br/>
         <w:br/>
-        <w:t>No actual conclusion is drawn</w:t>
-        <w:br/>
-        <w:t>No discussion of implications or consequences</w:t>
-        <w:br/>
-        <w:t>No prioritization of evidence</w:t>
-        <w:br/>
-        <w:t>No consideration of what this analysis means or why it matters</w:t>
-        <w:br/>
-        <w:t>The essay simply stops after making basic observations</w:t>
+        <w:t>4. Student's Position (Perspective, Thesis/Hypothesis): Benchmark (1)</w:t>
         <w:br/>
         <w:br/>
+        <w:t>Specific position (classical, operant, and social learning explain cat behavior) is stated but simplistic and obvious. No acknowledgment of complexities, limits, or synthesis of opposing views.</w:t>
         <w:br/>
-        <w:t>Summary Comments:</w:t>
         <w:br/>
-        <w:t>Strengths:</w:t>
+        <w:t>5. Conclusions and Related Outcomes (Implications and Consequences): Benchmark (1)</w:t>
         <w:br/>
-        <w:t>- Correct basic identification of learning theory types</w:t>
         <w:br/>
-        <w:t>- Proper reference formatting</w:t>
+        <w:t>Conclusion (learning theories explain/amplify behaviors in cats and professor) is inconsistently tied to some information discussed; related outcomes (e.g., faster feeding via meowing) are oversimplified with no prioritization of evidence or perspectives.</w:t>
         <w:br/>
-        <w:t>Critical Weaknesses:</w:t>
         <w:br/>
-        <w:t>- Length: This appears to be 3-4 sentences, not a developed essay</w:t>
+        <w:t>Strengths: Clear topic statement, correct basic terminology, relevant references listed.</w:t>
         <w:br/>
-        <w:t>- No critical analysis: Simply labels behaviors without examining them</w:t>
-        <w:br/>
-        <w:t>- No use of sources: References are cited but not engaged with</w:t>
-        <w:br/>
-        <w:t>- No depth: Lacks exploration of complexity, alternative explanations, or limitations</w:t>
-        <w:br/>
-        <w:t>- No argument: States observations without building toward a conclusion</w:t>
-        <w:br/>
-        <w:t>- No original thinking: Repeats textbook definitions without synthesis</w:t>
-        <w:br/>
-        <w:t>This work represents a summary or identification exercise, not critical thinking. It would be appropriate as lecture notes or flashcard content, but does not meet the standard for college-level critical analysis.</w:t>
-        <w:br/>
-        <w:t>Estimated Grade: F (0-1 out of 4 points, or 0-25%)</w:t>
+        <w:t>Weaknesses: Lacks depth, critical analysis, questioning of sources/assumptions, or engagement with complexities. Expand with examples, source integration, counterarguments, and personal reflection for higher scores.</w:t>
       </w:r>
     </w:p>
     <w:sectPr>

--- a/automation/outputs/chatgpt_pipeline/assignment_1/essays/docs/claude_grade_essay.docx
+++ b/automation/outputs/chatgpt_pipeline/assignment_1/essays/docs/claude_grade_essay.docx
@@ -6,41 +6,29 @@
       <w:r>
         <w:t>Critical Thinking Rubric Grading</w:t>
         <w:br/>
-        <w:t>Overall Score Calculation: Scores are assigned per category based on the rubric criteria. Total score is an average of category scores (out of 4). This essay meets minimum benchmark in most areas but lacks depth, analysis, and critical engagement, resulting in low scores. Average Score: 1.3/4 (Benchmark level overall). No zeros assigned, as it meets basic benchmark thresholds.</w:t>
+        <w:t>Overall Assessment: This submission is a very brief paragraph (essentially an anecdotal example) rather than a developed essay. It labels cat behaviors with basic learning theory terms but lacks depth, analysis, synthesis, questioning, or critical exploration. It meets the minimum Benchmark (1) threshold in most areas by stating basic ideas and citing sources (though citations are not integrated or evaluated), but shows no evidence of comprehensive critical thinking. No category reaches Milestone (2) or higher. Total score: 4/20 (1 per category; some arguably warrant 0 but meet the barest benchmark by stating an issue/position).</w:t>
         <w:br/>
-        <w:t>1. Explanation of Issues: Benchmark (1)</w:t>
+        <w:t>| Category | Score | Level &amp; Justification |</w:t>
         <w:br/>
+        <w:t>|----------|--------|-----------------------|</w:t>
         <w:br/>
-        <w:t>Issue (cats' anticipation of food via learning theories) is stated without clarification or description. Key terms (e.g., neutral stimulus, conditioned response) are named but not defined, explored, or contextualized, leaving significant gaps for full understanding.</w:t>
+        <w:t>| Explanation of issues | 1 | Benchmark (1): The issue (cats demonstrating classical, operant conditioning, and social learning via food-related behaviors) is stated but without any clarification, description, context, or exploration of ambiguities/backgrounds. No comprehensive delivery of relevant information. |</w:t>
         <w:br/>
+        <w:t>| Evidence | 1 | Benchmark (1): Sources are listed but information is presented without any interpretation, evaluation, or synthesis. Expert viewpoints (e.g., Skinner, Bandura) are taken as unquestioned fact; no analysis or questioning occurs in the text. Citations are detached and unused. |</w:t>
         <w:br/>
-        <w:t>2. Evidence (Selecting and using information to investigate a point of view or conclusion): Benchmark (1)</w:t>
+        <w:t>| Influence of context and assumptions | 0 | Zero (below Benchmark): No awareness of assumptions (own or others') or contexts is shown. Assertions (e.g., "purring and rubbing elicit feeding") are presented without labeling as assumptions or evaluating relevance. Does not meet even emerging benchmark awareness. |</w:t>
         <w:br/>
+        <w:t>| Student's position (perspective, thesis/hypothesis) | 1 | Benchmark (1): A simplistic position is stated (cats show these conditioning types via described behaviors), but it is obvious, ignores complexities/sides of the issue, and synthesizes nothing from other viewpoints. |</w:t>
         <w:br/>
-        <w:t>References are listed but information is taken from source(s) without any interpretation/evaluation. No quotes, examples, or synthesis from sources; expert viewpoints (e.g., Domjan, Bandura) are invoked implicitly as fact without questioning.</w:t>
+        <w:t>| Conclusions and related outcomes | 1 | Benchmark (1): No explicit conclusions are drawn; outcomes (e.g., "enhancing learned... behaviors") are stated simplistically and inconsistently tied to information (mostly anecdotal, not evidence-based). Oversimplified with no prioritization of evidence/perspectives. |</w:t>
         <w:br/>
+        <w:t>Recommendations for Improvement:</w:t>
         <w:br/>
-        <w:t>3. Influence of Context and Assumptions: Benchmark (1)</w:t>
+        <w:t>- Expand to a full essay with clear issue framing, integrated evidence analysis, assumption questioning, nuanced thesis, and logical conclusions.</w:t>
         <w:br/>
+        <w:t>- Use citations actively (e.g., quote/evaluate Bouton or Skinner on conditioning in cats).</w:t>
         <w:br/>
-        <w:t>Shows emerging awareness of present assumptions (e.g., cats "amplify behaviors" assumes observational learning applies directly) but does not label or analyze them. Begins to identify some contexts (e.g., multi-cat household) when presenting position, but no systematic evaluation.</w:t>
-        <w:br/>
-        <w:br/>
-        <w:t>4. Student's Position (Perspective, Thesis/Hypothesis): Benchmark (1)</w:t>
-        <w:br/>
-        <w:br/>
-        <w:t>Specific position (classical, operant, and social learning explain cat behavior) is stated but simplistic and obvious. No acknowledgment of complexities, limits, or synthesis of opposing views.</w:t>
-        <w:br/>
-        <w:br/>
-        <w:t>5. Conclusions and Related Outcomes (Implications and Consequences): Benchmark (1)</w:t>
-        <w:br/>
-        <w:br/>
-        <w:t>Conclusion (learning theories explain/amplify behaviors in cats and professor) is inconsistently tied to some information discussed; related outcomes (e.g., faster feeding via meowing) are oversimplified with no prioritization of evidence or perspectives.</w:t>
-        <w:br/>
-        <w:br/>
-        <w:t>Strengths: Clear topic statement, correct basic terminology, relevant references listed.</w:t>
-        <w:br/>
-        <w:t>Weaknesses: Lacks depth, critical analysis, questioning of sources/assumptions, or engagement with complexities. Expand with examples, source integration, counterarguments, and personal reflection for higher scores.</w:t>
+        <w:t>- Explore complexities (e.g., Is this truly operant? What assumptions about cat cognition? Counter-evidence?). Aim for Milestone (2-3) by adding some evaluation/questioning.</w:t>
       </w:r>
     </w:p>
     <w:sectPr>
